--- a/rapports/16_02_2026/ABD/coh_EQ13_sup_081201060001.docx
+++ b/rapports/16_02_2026/ABD/coh_EQ13_sup_081201060001.docx
@@ -25,7 +25,7 @@
         <w:br/>
         <w:t>Grappe: 081201060001</w:t>
         <w:br/>
-        <w:t>Date: 16/02/2026 a 12:40</w:t>
+        <w:t>Date: 16/02/2026 a 12:58</w:t>
       </w:r>
     </w:p>
     <w:p/>

--- a/rapports/16_02_2026/ABD/coh_EQ13_sup_081201060001.docx
+++ b/rapports/16_02_2026/ABD/coh_EQ13_sup_081201060001.docx
@@ -25,7 +25,7 @@
         <w:br/>
         <w:t>Grappe: 081201060001</w:t>
         <w:br/>
-        <w:t>Date: 16/02/2026 a 12:58</w:t>
+        <w:t>Date: 16/02/2026 a 13:04</w:t>
       </w:r>
     </w:p>
     <w:p/>
@@ -359,38 +359,6 @@
           </w:tcPr>
           <w:p>
             <w:r>
-              <w:t>Section19</w:t>
-            </w:r>
-          </w:p>
-        </w:tc>
-        <w:tc>
-          <w:tcPr>
-            <w:tcW w:type="dxa" w:w="3324"/>
-          </w:tcPr>
-          <w:p>
-            <w:r>
-              <w:t>Equipements agricoles</w:t>
-            </w:r>
-          </w:p>
-        </w:tc>
-        <w:tc>
-          <w:tcPr>
-            <w:tcW w:type="dxa" w:w="3324"/>
-          </w:tcPr>
-          <w:p>
-            <w:r>
-              <w:t>10</w:t>
-            </w:r>
-          </w:p>
-        </w:tc>
-      </w:tr>
-      <w:tr>
-        <w:tc>
-          <w:tcPr>
-            <w:tcW w:type="dxa" w:w="3324"/>
-          </w:tcPr>
-          <w:p>
-            <w:r>
               <w:t>Section4b</w:t>
             </w:r>
           </w:p>
@@ -466,6 +434,38 @@
           <w:p>
             <w:r>
               <w:t>Depenses non-alimentaires - 30 jours</w:t>
+            </w:r>
+          </w:p>
+        </w:tc>
+        <w:tc>
+          <w:tcPr>
+            <w:tcW w:type="dxa" w:w="3324"/>
+          </w:tcPr>
+          <w:p>
+            <w:r>
+              <w:t>9</w:t>
+            </w:r>
+          </w:p>
+        </w:tc>
+      </w:tr>
+      <w:tr>
+        <w:tc>
+          <w:tcPr>
+            <w:tcW w:type="dxa" w:w="3324"/>
+          </w:tcPr>
+          <w:p>
+            <w:r>
+              <w:t>Section19</w:t>
+            </w:r>
+          </w:p>
+        </w:tc>
+        <w:tc>
+          <w:tcPr>
+            <w:tcW w:type="dxa" w:w="3324"/>
+          </w:tcPr>
+          <w:p>
+            <w:r>
+              <w:t>Equipements agricoles</w:t>
             </w:r>
           </w:p>
         </w:tc>
@@ -1065,7 +1065,7 @@
         <w:rPr>
           <w:sz w:val="20"/>
         </w:rPr>
-        <w:t>- Attention ! Le prix unitaire d'achat (100 Fcfa) de Citron en Pièce (Petit) est relativement élevé par rapport aux autres prix observés dans cette zone. Prière de corriger ou de confirmer avec le QG. Avertissement!! La quantité (11 litre) du produit Huile de soja  consommée  par le ménage semble très élevé, prière de corriger ou confirmer avec le QG. Avertissement!!! Le ménage a consommé 14 Litre taille unique de Lait frais de vache, cette quantité semble anormale pour une consommation des 7 derniers jours.Prière de corriger ou de confirmer avec le QG. Avertissement!!! Le ménage a consommé 14 Paquet Petit de Thé en sachet, cette quantité semble anormale pour une consommation des 7 derniers jours.Prière de corriger ou de confirmer avec le QG. Avertissement!!!Le ménage a consommé 45 Kg de taille unique de Riz local Gambiaka  ce qui semble incoherent pour une consommation aucours des 7 derniers jours, prière de verifier et corriger. Incohérence!! Dans ce ménage, chaque individus consomme par jour .6632653 Kg  de cereale; Prière de revoir les quantités prises de ces produits. Incohérence!! Dans ce ménage, chaque individus consomme par jour .6632653 Kg  de cereale; Prière de revoir les quantités prises de ces produits. Le prix d'achat unitaire (900 Fcfa) de Sel en Sac (5 Kg) de taille taille unique est très faible, prière de regarder les reponses prises dans les questions s07bq07a s07bq07b s07bq07c s07bq08 pour mieux corriger.</w:t>
+        <w:t>- Attention ! Le prix unitaire d'achat (100 Fcfa) de Citron en Pièce (Petit) est relativement élevé par rapport aux autres prix observés dans cette zone. Prière de corriger ou de confirmer avec le QG. Attention ! Le prix unitaire d'achat (1000 Fcfa) de Vinaigre de vin en Bouteille 1l (taille unique) est relativement élevé par rapport aux autres prix observés dans cette zone. Prière de corriger ou de confirmer avec le QG. Attention ! Le prix unitaire d'achat (50 Fcfa) de Patate douce en Pièce (Petit) est relativement faible par rapport aux autres prix observés dans cette zone. Prière de corriger ou de confirmer avec le QG. Avertissement!! La quantité (11 litre) du produit Huile de soja  consommée  par le ménage semble très élevé, prière de corriger ou confirmer avec le QG. Avertissement!!! Le ménage a consommé 14 Litre taille unique de Lait frais de vache, cette quantité semble anormale pour une consommation des 7 derniers jours.Prière de corriger ou de confirmer avec le QG. Avertissement!!! Le ménage a consommé 14 Paquet Petit de Thé en sachet, cette quantité semble anormale pour une consommation des 7 derniers jours.Prière de corriger ou de confirmer avec le QG. Avertissement!!!Le ménage a consommé 45 Kg de taille unique de Riz local Gambiaka  ce qui semble incoherent pour une consommation aucours des 7 derniers jours, prière de verifier et corriger. Incohérence!! Dans ce ménage, chaque individus consomme par jour .6632653 Kg  de cereale; Prière de revoir les quantités prises de ces produits. Incohérence!! Dans ce ménage, chaque individus consomme par jour .6632653 Kg  de cereale; Prière de revoir les quantités prises de ces produits. Le prix d'achat unitaire (900 Fcfa) de Sel en Sac (5 Kg) de taille taille unique est très faible, prière de regarder les reponses prises dans les questions s07bq07a s07bq07b s07bq07c s07bq08 pour mieux corriger.</w:t>
       </w:r>
     </w:p>
     <w:p>
@@ -1706,7 +1706,7 @@
         <w:rPr>
           <w:sz w:val="20"/>
         </w:rPr>
-        <w:t>- Attention ! Le prix unitaire d'achat (25 Fcfa) de Cube alimentaire (Maggi, Jumbo, ) en Pièce (Petit) est relativement faible par rapport aux autres prix observés dans cette zone. Prière de corriger ou de confirmer avec le QG. Avertissement!! le prix unitaire (150 Fcfa) de Thé en sachet (unité: Paquet) de taille Petit est très faible ou élevé. Prière de corriger ou de confirmer avec le QG. Le ménage a consommé 1 Sac (50 Kg) taille unique de Mil, cette quantité semble anormale pour une consommation des 7 derniers jours. prière de verifier et corriger ou confirmer avec le QG. Le ménage a consommé 1 Sac (50 Kg) taille unique de Riz local Gambiaka, cette quantité semble anormale pour une consommation des 7 derniers jours. prière de verifier et corriger ou confirmer avec le QG.</w:t>
+        <w:t>- Attention ! Le prix unitaire d'achat (25 Fcfa) de Cube alimentaire (Maggi, Jumbo, ) en Pièce (Petit) est relativement faible par rapport aux autres prix observés dans cette zone. Prière de corriger ou de confirmer avec le QG. Avertissement!! le prix unitaire (150 Fcfa) de Thé en sachet (unité: Paquet) de taille Petit est très faible ou élevé. Prière de corriger ou de confirmer avec le QG. Le ménage a consommé 1 Sac (50 Kg) taille unique de Mil, cette quantité semble anormale pour une consommation des 7 derniers jours. prière de verifier et corriger ou confirmer avec le QG. Le ménage a consommé 1 Sac (50 Kg) taille unique de Riz local Gambiaka, cette quantité semble anormale pour une consommation des 7 derniers jours. prière de verifier et corriger ou confirmer avec le QG. Attention ! Le prix unitaire d'achat (500 Fcfa) de Riz local Gambiaka en Kg (taille unique) est relativement élevé par rapport aux autres prix observés dans cette zone. Prière de corriger ou de confirmer avec le QG.</w:t>
       </w:r>
     </w:p>
     <w:p>
@@ -2314,7 +2314,7 @@
         <w:rPr>
           <w:sz w:val="20"/>
         </w:rPr>
-        <w:t>- Attention ! Le prix unitaire d'achat (250 Fcfa) de Feuilles de  Haricot en Sachets (Petit) est relativement élevé par rapport aux autres prix observés dans cette zone. Prière de corriger ou de confirmer avec le QG. Attention ! Le prix unitaire d'achat (500 Fcfa) de Café moulu en Sachets (Petit) est relativement élevé par rapport aux autres prix observés dans cette zone. Prière de corriger ou de confirmer avec le QG. Attention ! Le prix unitaire d'achat (700 Fcfa) de Carotte en Tas (Petit) est relativement élevé par rapport aux autres prix observés dans cette zone. Prière de corriger ou de confirmer avec le QG. Incohérence!! Dans ce ménage, chaque individus consomme par jour .5612245 Kg  de cereale; Prière de revoir les quantités prises de ces produits. Incohérence!! Dans ce ménage, chaque individus consomme par jour .5612245 Kg  de cereale; Prière de revoir les quantités prises de ces produits.</w:t>
+        <w:t>- Attention ! Le prix unitaire d'achat (250 Fcfa) de Feuilles de  Haricot en Sachets (Petit) est relativement élevé par rapport aux autres prix observés dans cette zone. Prière de corriger ou de confirmer avec le QG. Attention ! Le prix unitaire d'achat (500 Fcfa) de Arachides pilées en Sachets (Moyen) est relativement élevé par rapport aux autres prix observés dans cette zone. Prière de corriger ou de confirmer avec le QG. Attention ! Le prix unitaire d'achat (500 Fcfa) de Café moulu en Sachets (Petit) est relativement élevé par rapport aux autres prix observés dans cette zone. Prière de corriger ou de confirmer avec le QG. Attention ! Le prix unitaire d'achat (700 Fcfa) de Carotte en Tas (Petit) est relativement élevé par rapport aux autres prix observés dans cette zone. Prière de corriger ou de confirmer avec le QG. Incohérence!! Dans ce ménage, chaque individus consomme par jour .5612245 Kg  de cereale; Prière de revoir les quantités prises de ces produits. Incohérence!! Dans ce ménage, chaque individus consomme par jour .5612245 Kg  de cereale; Prière de revoir les quantités prises de ces produits.</w:t>
       </w:r>
     </w:p>
     <w:p>
@@ -3053,7 +3053,7 @@
         <w:rPr>
           <w:sz w:val="20"/>
         </w:rPr>
-        <w:t>- La dernière fois que vous avez acheté Maïs en grain est autoproduction et semble exister dans les modalités, prière de prendre attache avec le QG pour plus d'explication afin de la classer bien. Avertissement!!! Le ménage a consommé 1 Carton Moyen de Thé en sachet, cette quantité semble anormale pour une consommation des 7 derniers jours.Les ménages consomment géneralement en sachet ou en paquet, prière de corriger ou de confirmer avec le QG. Avertissement!!! Le ménage a consommé 1 Carton Moyen de Thé en sachet. Difficile de consommer ce produit avec cette unité. Prière de verifier et corriger. Avertissement!! le prix unitaire (125 Fcfa) de Thé en sachet (unité: Paquet) de taille Petit est très faible ou élevé. Prière de corriger ou de confirmer avec le QG. Difficile de consommer le Sel en Sac (5 Kg) taille unique prière de verifier.</w:t>
+        <w:t>- La dernière fois que vous avez acheté Maïs en grain est autoproduction et semble exister dans les modalités, prière de prendre attache avec le QG pour plus d'explication afin de la classer bien. Attention ! Le prix unitaire d'achat (50 Fcfa) de Patate douce en Pièce (Petit) est relativement faible par rapport aux autres prix observés dans cette zone. Prière de corriger ou de confirmer avec le QG. Avertissement!!! Le ménage a consommé 1 Carton Moyen de Thé en sachet, cette quantité semble anormale pour une consommation des 7 derniers jours.Les ménages consomment géneralement en sachet ou en paquet, prière de corriger ou de confirmer avec le QG. Avertissement!!! Le ménage a consommé 1 Carton Moyen de Thé en sachet. Difficile de consommer ce produit avec cette unité. Prière de verifier et corriger. Avertissement!! le prix unitaire (125 Fcfa) de Thé en sachet (unité: Paquet) de taille Petit est très faible ou élevé. Prière de corriger ou de confirmer avec le QG. Difficile de consommer le Sel en Sac (5 Kg) taille unique prière de verifier.</w:t>
       </w:r>
     </w:p>
     <w:p>
@@ -3190,27 +3190,6 @@
         <w:t xml:space="preserve">- La quantité estimée en Kg est incorrecte (Exemple : si le ménage a eu 10 sacs de 100kg = 10*100=1000kg), prière de corriger merci. </w:t>
         <w:br/>
         <w:t>- La quantité estimée en Kg est incorrecte (Exemple : si le ménage a eu 10 sacs de 100kg = 10*100=1000kg), prière de corriger merci.</w:t>
-      </w:r>
-    </w:p>
-    <w:p>
-      <w:r>
-        <w:rPr>
-          <w:b/>
-          <w:color w:val="4672C4"/>
-          <w:sz w:val="22"/>
-        </w:rPr>
-        <w:t>&gt;&gt; Section19 - Equipements agricoles</w:t>
-      </w:r>
-    </w:p>
-    <w:p>
-      <w:pPr>
-        <w:ind w:left="283"/>
-      </w:pPr>
-      <w:r>
-        <w:rPr>
-          <w:sz w:val="20"/>
-        </w:rPr>
-        <w:t>- Attention ! Abreuvoir / Mangeoire a été revendu à 5000 Fcfa qui est relativement élevé par rapport aux autres prix de revente observés dans cette zone. Prière de corriger ou de confirmer avec le QG.</w:t>
       </w:r>
     </w:p>
     <w:p>
@@ -3771,7 +3750,7 @@
         <w:rPr>
           <w:sz w:val="20"/>
         </w:rPr>
-        <w:t>- Attention ! Le prix unitaire d'achat (3750 Fcfa) de Mâchoiron Frais en Tas (Moyen) est relativement élevé par rapport aux autres prix observés dans cette zone. Prière de corriger ou de confirmer avec le QG. Avertissement!! La quantité (5 litre) du produit Huile de palme raffinée consommée  par le ménage semble très élevé, prière de corriger ou confirmer avec le QG. Avertissement!!! Le ménage a consommé 10 Kg taille unique de Sucre en poudre , cette quantité semble anormale pour une consommation des 7 derniers jours.Prière de corriger ou de confirmer avec le QG. Avertissement!!! Le ménage a consommé 3 Paquet Moyen de Thé en sachet, cette quantité semble anormale pour une consommation des 7 derniers jours.Prière de corriger ou de confirmer avec le QG. Avertissement!!!Le ménage a consommé 45 Cube de Petit de Cube alimentaire (Maggi, Jumbo, )  ce qui semble incoherent pour une consommation aucours des 7 derniers jours, prière de verifier et corriger. Avertissement!!! Le ménage a consommé 45 Cube Petit de Cube alimentaire (Maggi, Jumbo, ), cette quantité semble anormale pour une consommation des 7 derniers jours.Prière de corriger ou de confirmer avec le QG. Attention ! Le prix unitaire d'achat (25 Fcfa) de Cube alimentaire (Maggi, Jumbo, ) en Cube (Petit) est relativement faible par rapport aux autres prix observés dans cette zone. Prière de corriger ou de confirmer avec le QG. Le prix d'achat unitaire (1300 Fcfa) de Sel en Sac (10 Kg) de taille taille unique est très faible, prière de regarder les reponses prises dans les questions s07bq07a s07bq07b s07bq07c s07bq08 pour mieux corriger. Attention ! Le prix unitaire d'achat (1300 Fcfa) de Sel en Sac (10 Kg) (taille unique) est relativement élevé par rapport aux autres prix observés dans cette zone. Prière de corriger ou de confirmer avec le QG.</w:t>
+        <w:t>- Attention ! Le prix unitaire d'achat (3750 Fcfa) de Mâchoiron Frais en Tas (Moyen) est relativement élevé par rapport aux autres prix observés dans cette zone. Prière de corriger ou de confirmer avec le QG. Attention ! Le prix unitaire d'achat (50 Fcfa) de Ail en Gousse (Petit) est relativement faible par rapport aux autres prix observés dans cette zone. Prière de corriger ou de confirmer avec le QG. Avertissement!! La quantité (5 litre) du produit Huile de palme raffinée consommée  par le ménage semble très élevé, prière de corriger ou confirmer avec le QG. Avertissement!!! Le ménage a consommé 10 Kg taille unique de Sucre en poudre , cette quantité semble anormale pour une consommation des 7 derniers jours.Prière de corriger ou de confirmer avec le QG. Avertissement!!! Le ménage a consommé 3 Paquet Moyen de Thé en sachet, cette quantité semble anormale pour une consommation des 7 derniers jours.Prière de corriger ou de confirmer avec le QG. Avertissement!!!Le ménage a consommé 45 Cube de Petit de Cube alimentaire (Maggi, Jumbo, )  ce qui semble incoherent pour une consommation aucours des 7 derniers jours, prière de verifier et corriger. Avertissement!!! Le ménage a consommé 45 Cube Petit de Cube alimentaire (Maggi, Jumbo, ), cette quantité semble anormale pour une consommation des 7 derniers jours.Prière de corriger ou de confirmer avec le QG. Attention ! Le prix unitaire d'achat (25 Fcfa) de Cube alimentaire (Maggi, Jumbo, ) en Cube (Petit) est relativement faible par rapport aux autres prix observés dans cette zone. Prière de corriger ou de confirmer avec le QG. Le prix d'achat unitaire (1300 Fcfa) de Sel en Sac (10 Kg) de taille taille unique est très faible, prière de regarder les reponses prises dans les questions s07bq07a s07bq07b s07bq07c s07bq08 pour mieux corriger. Attention ! Le prix unitaire d'achat (1300 Fcfa) de Sel en Sac (10 Kg) (taille unique) est relativement élevé par rapport aux autres prix observés dans cette zone. Prière de corriger ou de confirmer avec le QG.</w:t>
       </w:r>
     </w:p>
     <w:p>
@@ -3995,7 +3974,7 @@
         <w:br/>
         <w:t xml:space="preserve">- Avertissement!! L'âge (40 ans)  de Charrue dans ce ménage semble être élevé, prière de corriger ou confirmer avec le QG. </w:t>
         <w:br/>
-        <w:t xml:space="preserve">- Avertissement!! L'âge (40 ans)  de Hache-Paille dans ce ménage semble être élevé, prière de corriger ou confirmer avec le QG. </w:t>
+        <w:t xml:space="preserve">- Avertissement!! L'âge (40 ans)  de Hache-Paille dans ce ménage semble être élevé, prière de corriger ou confirmer avec le QG. Attention ! Hache-Paille a été revendu à 2500 Fcfa qui est relativement élevé par rapport aux autres prix de revente observés dans cette zone. Prière de corriger ou de confirmer avec le QG. </w:t>
         <w:br/>
         <w:t xml:space="preserve">- Avertissement!! L'âge (40 ans)  de Semoir dans ce ménage semble être élevé, prière de corriger ou confirmer avec le QG. Avertissement!! Le prix d'achat (20000 FCFA) de Semoir est inférieur aux prix de revente (100000 FCFA), prière de verifier et corriger ou confirmer l'information avec le QG. </w:t>
         <w:br/>
@@ -5810,7 +5789,7 @@
         <w:rPr>
           <w:sz w:val="20"/>
         </w:rPr>
-        <w:t>- Attention ! Le prix unitaire d'achat (700 Fcfa) de Sel en Sachets (Petit) est relativement élevé par rapport aux autres prix observés dans cette zone. Prière de corriger ou de confirmer avec le QG. Avertissement!!! Le ménage a consommé 14 Paquet Petit de Thé en sachet, cette quantité semble anormale pour une consommation des 7 derniers jours.Prière de corriger ou de confirmer avec le QG. Avertissement!! le prix unitaire (175 Fcfa) de Thé en sachet (unité: Paquet) de taille Petit est très faible ou élevé. Prière de corriger ou de confirmer avec le QG.</w:t>
+        <w:t>- Attention ! Le prix unitaire d'achat (1200 Fcfa) de Lait en poudre en Kg (taille unique) est relativement faible par rapport aux autres prix observés dans cette zone. Prière de corriger ou de confirmer avec le QG. Attention ! Le prix unitaire d'achat (4000 Fcfa) de Viande de poulet entier en Pièce (Moyen) est relativement élevé par rapport aux autres prix observés dans cette zone. Prière de corriger ou de confirmer avec le QG. Attention ! Le prix unitaire d'achat (500 Fcfa) de Arachides décortiquées en Kg (taille unique) est relativement faible par rapport aux autres prix observés dans cette zone. Prière de corriger ou de confirmer avec le QG. Attention ! Le prix unitaire d'achat (700 Fcfa) de Sel en Sachets (Petit) est relativement élevé par rapport aux autres prix observés dans cette zone. Prière de corriger ou de confirmer avec le QG. Avertissement!!! Le ménage a consommé 14 Paquet Petit de Thé en sachet, cette quantité semble anormale pour une consommation des 7 derniers jours.Prière de corriger ou de confirmer avec le QG. Avertissement!! le prix unitaire (175 Fcfa) de Thé en sachet (unité: Paquet) de taille Petit est très faible ou élevé. Prière de corriger ou de confirmer avec le QG.</w:t>
       </w:r>
     </w:p>
     <w:p>
@@ -6934,7 +6913,7 @@
         <w:rPr>
           <w:sz w:val="20"/>
         </w:rPr>
-        <w:t>- Attention ! Le prix unitaire d'achat (600 Fcfa) de Poivron frais en Tas (Petit) est relativement élevé par rapport aux autres prix observés dans cette zone. Prière de corriger ou de confirmer avec le QG. Avertissement!! La quantité (5.25 litre) du produit Huile de palme raffinée consommée  par le ménage semble très élevé, prière de corriger ou confirmer avec le QG. Le prix d'achat unitaire (1100 Fcfa) de Sel en Sac (10 Kg) de taille taille unique est très faible, prière de regarder les reponses prises dans les questions s07bq07a s07bq07b s07bq07c s07bq08 pour mieux corriger. Difficile de consommer le Sel en Sac (10 Kg) taille unique prière de verifier.</w:t>
+        <w:t>- Attention ! Le prix unitaire d'achat (50 Fcfa) de Ail en Gousse (Petit) est relativement faible par rapport aux autres prix observés dans cette zone. Prière de corriger ou de confirmer avec le QG. Attention ! Le prix unitaire d'achat (600 Fcfa) de Poivron frais en Tas (Petit) est relativement élevé par rapport aux autres prix observés dans cette zone. Prière de corriger ou de confirmer avec le QG. Avertissement!! La quantité (5.25 litre) du produit Huile de palme raffinée consommée  par le ménage semble très élevé, prière de corriger ou confirmer avec le QG. Le prix d'achat unitaire (1100 Fcfa) de Sel en Sac (10 Kg) de taille taille unique est très faible, prière de regarder les reponses prises dans les questions s07bq07a s07bq07b s07bq07c s07bq08 pour mieux corriger. Difficile de consommer le Sel en Sac (10 Kg) taille unique prière de verifier.</w:t>
       </w:r>
     </w:p>
     <w:p>
